--- a/docs/Week1/1_Proposal.docx
+++ b/docs/Week1/1_Proposal.docx
@@ -1,6 +1,6 @@
 
 <file path=word/document.xml><?xml version="1.0" encoding="utf-8"?>
-<w:document xmlns:wpc="http://schemas.microsoft.com/office/word/2010/wordprocessingCanvas" xmlns:mc="http://schemas.openxmlformats.org/markup-compatibility/2006" xmlns:o="urn:schemas-microsoft-com:office:office" xmlns:r="http://schemas.openxmlformats.org/officeDocument/2006/relationships" xmlns:m="http://schemas.openxmlformats.org/officeDocument/2006/math" xmlns:v="urn:schemas-microsoft-com:vml" xmlns:wp14="http://schemas.microsoft.com/office/word/2010/wordprocessingDrawing" xmlns:wp="http://schemas.openxmlformats.org/drawingml/2006/wordprocessingDrawing" xmlns:w10="urn:schemas-microsoft-com:office:word" xmlns:w="http://schemas.openxmlformats.org/wordprocessingml/2006/main" xmlns:w14="http://schemas.microsoft.com/office/word/2010/wordml" xmlns:w15="http://schemas.microsoft.com/office/word/2012/wordml" xmlns:wpg="http://schemas.microsoft.com/office/word/2010/wordprocessingGroup" xmlns:wpi="http://schemas.microsoft.com/office/word/2010/wordprocessingInk" xmlns:wne="http://schemas.microsoft.com/office/word/2006/wordml" xmlns:wps="http://schemas.microsoft.com/office/word/2010/wordprocessingShape" xmlns:cx="http://schemas.microsoft.com/office/drawing/2014/chartex" xmlns:cx1="http://schemas.microsoft.com/office/drawing/2015/9/8/chartex" xmlns:cx2="http://schemas.microsoft.com/office/drawing/2015/10/21/chartex" xmlns:cx3="http://schemas.microsoft.com/office/drawing/2016/5/9/chartex" xmlns:cx4="http://schemas.microsoft.com/office/drawing/2016/5/10/chartex" xmlns:cx5="http://schemas.microsoft.com/office/drawing/2016/5/11/chartex" xmlns:cx6="http://schemas.microsoft.com/office/drawing/2016/5/12/chartex" xmlns:cx7="http://schemas.microsoft.com/office/drawing/2016/5/13/chartex" xmlns:cx8="http://schemas.microsoft.com/office/drawing/2016/5/14/chartex" xmlns:aink="http://schemas.microsoft.com/office/drawing/2016/ink" xmlns:am3d="http://schemas.microsoft.com/office/drawing/2017/model3d" xmlns:w16cex="http://schemas.microsoft.com/office/word/2018/wordml/cex" xmlns:w16cid="http://schemas.microsoft.com/office/word/2016/wordml/cid" xmlns:w16="http://schemas.microsoft.com/office/word/2018/wordml" xmlns:w16sdtdh="http://schemas.microsoft.com/office/word/2020/wordml/sdtdatahash" xmlns:w16se="http://schemas.microsoft.com/office/word/2015/wordml/symex" mc:Ignorable="w14 w15 wp14">
+<w:document xmlns:wpc="http://schemas.microsoft.com/office/word/2010/wordprocessingCanvas" xmlns:mc="http://schemas.openxmlformats.org/markup-compatibility/2006" xmlns:o="urn:schemas-microsoft-com:office:office" xmlns:r="http://schemas.openxmlformats.org/officeDocument/2006/relationships" xmlns:m="http://schemas.openxmlformats.org/officeDocument/2006/math" xmlns:v="urn:schemas-microsoft-com:vml" xmlns:wp14="http://schemas.microsoft.com/office/word/2010/wordprocessingDrawing" xmlns:wp="http://schemas.openxmlformats.org/drawingml/2006/wordprocessingDrawing" xmlns:w10="urn:schemas-microsoft-com:office:word" xmlns:w="http://schemas.openxmlformats.org/wordprocessingml/2006/main" xmlns:w14="http://schemas.microsoft.com/office/word/2010/wordml" xmlns:w15="http://schemas.microsoft.com/office/word/2012/wordml" xmlns:w16se="http://schemas.microsoft.com/office/word/2015/wordml/symex" xmlns:w16cid="http://schemas.microsoft.com/office/word/2016/wordml/cid" xmlns:w16="http://schemas.microsoft.com/office/word/2018/wordml" xmlns:w16cex="http://schemas.microsoft.com/office/word/2018/wordml/cex" xmlns:w16sdtdh="http://schemas.microsoft.com/office/word/2020/wordml/sdtdatahash" xmlns:wne="http://schemas.microsoft.com/office/word/2006/wordml" xmlns:wpg="http://schemas.microsoft.com/office/word/2010/wordprocessingGroup" xmlns:wps="http://schemas.microsoft.com/office/word/2010/wordprocessingShape" mc:Ignorable="w14 w15 w16se w16cid w16 w16cex w16sdtdh wp14">
   <w:body>
     <w:p>
       <w:pPr>
@@ -8,7 +8,12 @@
         <w:jc w:val="center"/>
       </w:pPr>
       <w:r>
-        <w:t xml:space="preserve">ĐỀ XUẤT DỰ ÁN</w:t>
+        <w:rPr>
+          <w:rFonts w:ascii="Arial" w:hAnsi="Arial" w:eastAsia="Arial" w:cs="Arial"/>
+          <w:sz w:val="56"/>
+          <w:szCs w:val="56"/>
+        </w:rPr>
+        <w:t>ĐỀ XUẤT DỰ ÁN</w:t>
       </w:r>
     </w:p>
     <w:p>
@@ -22,7 +27,12 @@
         </w:rPr>
       </w:pPr>
       <w:r>
-        <w:t xml:space="preserve">Tên dự án: LMSJS (Library Management System JS)</w:t>
+        <w:rPr>
+          <w:rFonts w:ascii="Arial" w:hAnsi="Arial" w:eastAsia="Arial" w:cs="Arial"/>
+          <w:sz w:val="24"/>
+          <w:szCs w:val="24"/>
+        </w:rPr>
+        <w:t>Tên dự án: LMSJS (Library Management System JS)</w:t>
       </w:r>
     </w:p>
     <w:p>
@@ -34,21 +44,46 @@
         </w:rPr>
       </w:pPr>
       <w:r>
-        <w:t xml:space="preserve">Môn học: Front-End với ReactJS (FER202)</w:t>
-      </w:r>
-    </w:p>
-    <w:p/>
+        <w:rPr>
+          <w:rFonts w:ascii="Arial" w:hAnsi="Arial" w:eastAsia="Arial" w:cs="Arial"/>
+          <w:sz w:val="24"/>
+          <w:szCs w:val="24"/>
+        </w:rPr>
+        <w:t>Môn học: Front-End với ReactJS (FER202)</w:t>
+      </w:r>
+    </w:p>
+    <w:p>
+      <w:pPr>
+        <w:spacing w:before="120" w:after="120" w:line="360"/>
+      </w:pPr>
+    </w:p>
     <w:p>
       <w:pPr>
         <w:pStyle w:val="Heading2"/>
       </w:pPr>
       <w:r>
-        <w:t xml:space="preserve">1. Problem Statement (Vấn đề cần giải quyết)</w:t>
-      </w:r>
-    </w:p>
-    <w:p>
-      <w:r>
-        <w:t xml:space="preserve">Trong các thư viện quy mô nhỏ và vừa (trường học, trung tâm cộng đồng), việc quản lý sách, độc giả và lịch sử mượn/trả thường được thực hiện thủ công qua sổ sách hoặc các file Excel rải rác. Điều này dẫn đến các khó khăn:</w:t>
+        <w:rPr>
+          <w:rFonts w:ascii="Arial" w:hAnsi="Arial" w:eastAsia="Arial" w:cs="Arial"/>
+          <w:b/>
+          <w:bCs/>
+          <w:color w:val="2F5496"/>
+          <w:sz w:val="28"/>
+          <w:szCs w:val="28"/>
+        </w:rPr>
+        <w:t>1. Problem Statement (Vấn đề cần giải quyết)</w:t>
+      </w:r>
+    </w:p>
+    <w:p>
+      <w:pPr>
+        <w:spacing w:before="120" w:after="120" w:line="360"/>
+      </w:pPr>
+      <w:r>
+        <w:rPr>
+          <w:rFonts w:ascii="Arial" w:hAnsi="Arial" w:eastAsia="Arial" w:cs="Arial"/>
+          <w:sz w:val="24"/>
+          <w:szCs w:val="24"/>
+        </w:rPr>
+        <w:t>Trong các thư viện quy mô nhỏ và vừa (trường học, trung tâm cộng đồng), việc quản lý sách, độc giả và lịch sử mượn/trả thường được thực hiện thủ công qua sổ sách hoặc các file Excel rải rác. Điều này dẫn đến các khó khăn:</w:t>
       </w:r>
     </w:p>
     <w:p>
@@ -58,8 +93,14 @@
           <w:ilvl w:val="0"/>
           <w:numId w:val="1"/>
         </w:numPr>
-      </w:pPr>
-      <w:r>
+        <w:ind w:left="720" w:hanging="360"/>
+      </w:pPr>
+      <w:r>
+        <w:rPr>
+          <w:rFonts w:ascii="Arial" w:hAnsi="Arial" w:eastAsia="Arial" w:cs="Arial"/>
+          <w:sz w:val="24"/>
+          <w:szCs w:val="24"/>
+        </w:rPr>
         <w:t xml:space="preserve"> - Khó tra cứu: Độc giả không thể tự xem sách nào đang còn sẵn ở thư viện mà phải đến tận nơi hỏi thủ thư.</w:t>
       </w:r>
     </w:p>
@@ -70,8 +111,14 @@
           <w:ilvl w:val="0"/>
           <w:numId w:val="1"/>
         </w:numPr>
-      </w:pPr>
-      <w:r>
+        <w:ind w:left="720" w:hanging="360"/>
+      </w:pPr>
+      <w:r>
+        <w:rPr>
+          <w:rFonts w:ascii="Arial" w:hAnsi="Arial" w:eastAsia="Arial" w:cs="Arial"/>
+          <w:sz w:val="24"/>
+          <w:szCs w:val="24"/>
+        </w:rPr>
         <w:t xml:space="preserve"> - Dễ sai sót dữ liệu: Việc ghi chép thủ công dễ làm mất thông tin phiếu mượn, nhầm lẫn trạng thái sách (đã trả hay chưa).</w:t>
       </w:r>
     </w:p>
@@ -82,8 +129,14 @@
           <w:ilvl w:val="0"/>
           <w:numId w:val="1"/>
         </w:numPr>
-      </w:pPr>
-      <w:r>
+        <w:ind w:left="720" w:hanging="360"/>
+      </w:pPr>
+      <w:r>
+        <w:rPr>
+          <w:rFonts w:ascii="Arial" w:hAnsi="Arial" w:eastAsia="Arial" w:cs="Arial"/>
+          <w:sz w:val="24"/>
+          <w:szCs w:val="24"/>
+        </w:rPr>
         <w:t xml:space="preserve"> - Trải nghiệm người dùng kém: Không có không gian tương tác trực tuyến giữa độc giả và thư viện (chẳng hạn đăng ký mượn sách trước).</w:t>
       </w:r>
     </w:p>
@@ -92,12 +145,28 @@
         <w:pStyle w:val="Heading2"/>
       </w:pPr>
       <w:r>
-        <w:t xml:space="preserve">2. Mục tiêu dự án</w:t>
-      </w:r>
-    </w:p>
-    <w:p>
-      <w:r>
-        <w:t xml:space="preserve">Xây dựng một hệ thống phần mềm Quản lý Thư viện nền tảng Web (Single Page Application - SPA) sử dụng ReactJS để giải quyết các hạn chế trên, với mục tiêu:</w:t>
+        <w:rPr>
+          <w:rFonts w:ascii="Arial" w:hAnsi="Arial" w:eastAsia="Arial" w:cs="Arial"/>
+          <w:b/>
+          <w:bCs/>
+          <w:color w:val="2F5496"/>
+          <w:sz w:val="28"/>
+          <w:szCs w:val="28"/>
+        </w:rPr>
+        <w:t>2. Mục tiêu dự án</w:t>
+      </w:r>
+    </w:p>
+    <w:p>
+      <w:pPr>
+        <w:spacing w:before="120" w:after="120" w:line="360"/>
+      </w:pPr>
+      <w:r>
+        <w:rPr>
+          <w:rFonts w:ascii="Arial" w:hAnsi="Arial" w:eastAsia="Arial" w:cs="Arial"/>
+          <w:sz w:val="24"/>
+          <w:szCs w:val="24"/>
+        </w:rPr>
+        <w:t>Xây dựng một hệ thống phần mềm Quản lý Thư viện nền tảng Web (Single Page Application - SPA) sử dụng ReactJS để giải quyết các hạn chế trên, với mục tiêu:</w:t>
       </w:r>
     </w:p>
     <w:p>
@@ -107,8 +176,14 @@
           <w:ilvl w:val="0"/>
           <w:numId w:val="1"/>
         </w:numPr>
-      </w:pPr>
-      <w:r>
+        <w:ind w:left="720" w:hanging="360"/>
+      </w:pPr>
+      <w:r>
+        <w:rPr>
+          <w:rFonts w:ascii="Arial" w:hAnsi="Arial" w:eastAsia="Arial" w:cs="Arial"/>
+          <w:sz w:val="24"/>
+          <w:szCs w:val="24"/>
+        </w:rPr>
         <w:t xml:space="preserve"> - Số hóa toàn bộ quá trình tra cứu sách và quản lý mượn trả.</w:t>
       </w:r>
     </w:p>
@@ -119,8 +194,14 @@
           <w:ilvl w:val="0"/>
           <w:numId w:val="1"/>
         </w:numPr>
-      </w:pPr>
-      <w:r>
+        <w:ind w:left="720" w:hanging="360"/>
+      </w:pPr>
+      <w:r>
+        <w:rPr>
+          <w:rFonts w:ascii="Arial" w:hAnsi="Arial" w:eastAsia="Arial" w:cs="Arial"/>
+          <w:sz w:val="24"/>
+          <w:szCs w:val="24"/>
+        </w:rPr>
         <w:t xml:space="preserve"> - Độc giả có thể tìm kiếm, đăng ký mượn sách online và theo dõi lịch sử mượn của mình.</w:t>
       </w:r>
     </w:p>
@@ -131,8 +212,14 @@
           <w:ilvl w:val="0"/>
           <w:numId w:val="1"/>
         </w:numPr>
-      </w:pPr>
-      <w:r>
+        <w:ind w:left="720" w:hanging="360"/>
+      </w:pPr>
+      <w:r>
+        <w:rPr>
+          <w:rFonts w:ascii="Arial" w:hAnsi="Arial" w:eastAsia="Arial" w:cs="Arial"/>
+          <w:sz w:val="24"/>
+          <w:szCs w:val="24"/>
+        </w:rPr>
         <w:t xml:space="preserve"> - Thủ thư dễ dàng quản lý thông tin sách, thành viên và thao tác duyệt/từ chối phiếu mượn một cách trực quan, chính xác.</w:t>
       </w:r>
     </w:p>
@@ -140,27 +227,87 @@
       <w:pPr>
         <w:pStyle w:val="Heading2"/>
       </w:pPr>
-      <w:r>
-        <w:t xml:space="preserve">3. Đối tượng người dùng (User Roles)</w:t>
-      </w:r>
-    </w:p>
-    <w:p>
-      <w:r>
-        <w:t xml:space="preserve">Hệ thống được thiết kế phục vụ 3 nhóm đối tượng chính:</w:t>
-      </w:r>
-    </w:p>
-    <w:p>
-      <w:r>
+    </w:p>
+    <w:p>
+      <w:pPr>
+        <w:pStyle w:val="Heading2"/>
+      </w:pPr>
+    </w:p>
+    <w:p>
+      <w:pPr>
+        <w:pStyle w:val="Heading2"/>
+      </w:pPr>
+    </w:p>
+    <w:p>
+      <w:pPr>
+        <w:pStyle w:val="Heading2"/>
+      </w:pPr>
+    </w:p>
+    <w:p>
+      <w:pPr>
+        <w:pStyle w:val="Heading2"/>
+      </w:pPr>
+      <w:r>
+        <w:rPr>
+          <w:rFonts w:ascii="Arial" w:hAnsi="Arial" w:eastAsia="Arial" w:cs="Arial"/>
+          <w:b/>
+          <w:bCs/>
+          <w:color w:val="2F5496"/>
+          <w:sz w:val="28"/>
+          <w:szCs w:val="28"/>
+        </w:rPr>
+        <w:t>3. Đối tượng người dùng (User Roles)</w:t>
+      </w:r>
+    </w:p>
+    <w:p>
+      <w:pPr>
+        <w:spacing w:before="120" w:after="120" w:line="360"/>
+      </w:pPr>
+      <w:r>
+        <w:rPr>
+          <w:rFonts w:ascii="Arial" w:hAnsi="Arial" w:eastAsia="Arial" w:cs="Arial"/>
+          <w:sz w:val="24"/>
+          <w:szCs w:val="24"/>
+        </w:rPr>
+        <w:t>Hệ thống được thiết kế phục vụ 3 nhóm đối tượng chính:</w:t>
+      </w:r>
+    </w:p>
+    <w:p>
+      <w:pPr>
+        <w:spacing w:before="120" w:after="120" w:line="360"/>
+      </w:pPr>
+      <w:r>
+        <w:rPr>
+          <w:rFonts w:ascii="Arial" w:hAnsi="Arial" w:eastAsia="Arial" w:cs="Arial"/>
+          <w:sz w:val="24"/>
+          <w:szCs w:val="24"/>
+        </w:rPr>
         <w:t xml:space="preserve"> 1. Guest (Khách vãng lai): Người dùng chưa có tài khoản hoặc chưa đăng nhập. Chỉ có thể xem danh sách sách và chi tiết sách nhưng không thể mượn.</w:t>
       </w:r>
     </w:p>
     <w:p>
-      <w:r>
+      <w:pPr>
+        <w:spacing w:before="120" w:after="120" w:line="360"/>
+      </w:pPr>
+      <w:r>
+        <w:rPr>
+          <w:rFonts w:ascii="Arial" w:hAnsi="Arial" w:eastAsia="Arial" w:cs="Arial"/>
+          <w:sz w:val="24"/>
+          <w:szCs w:val="24"/>
+        </w:rPr>
         <w:t xml:space="preserve"> 2. Member (Độc giả): Người dùng đã đăng nhập thành công với vai trò 'member'. Có thể xem sách, đăng ký yêu cầu mượn sách và theo dõi lịch sử mượn/trả của cá nhân.</w:t>
       </w:r>
     </w:p>
     <w:p>
-      <w:r>
+      <w:pPr>
+        <w:spacing w:before="120" w:after="120" w:line="360"/>
+      </w:pPr>
+      <w:r>
+        <w:rPr>
+          <w:rFonts w:ascii="Arial" w:hAnsi="Arial" w:eastAsia="Arial" w:cs="Arial"/>
+          <w:sz w:val="24"/>
+          <w:szCs w:val="24"/>
+        </w:rPr>
         <w:t xml:space="preserve"> 3. Librarian (Thủ thư): Người quản trị hệ thống với vai trò 'librarian'. Có toàn quyền thêm/sửa/xóa Sách, Thể loại, Độc giả và có quyền Duyệt/Từ chối các yêu cầu mượn sách, xác nhận trả sách.</w:t>
       </w:r>
     </w:p>
@@ -169,7 +316,15 @@
         <w:pStyle w:val="Heading2"/>
       </w:pPr>
       <w:r>
-        <w:t xml:space="preserve">4. Công nghệ sử dụng</w:t>
+        <w:rPr>
+          <w:rFonts w:ascii="Arial" w:hAnsi="Arial" w:eastAsia="Arial" w:cs="Arial"/>
+          <w:b/>
+          <w:bCs/>
+          <w:color w:val="2F5496"/>
+          <w:sz w:val="28"/>
+          <w:szCs w:val="28"/>
+        </w:rPr>
+        <w:t>4. Công nghệ sử dụng</w:t>
       </w:r>
     </w:p>
     <w:p>
@@ -179,8 +334,14 @@
           <w:ilvl w:val="0"/>
           <w:numId w:val="1"/>
         </w:numPr>
-      </w:pPr>
-      <w:r>
+        <w:ind w:left="720" w:hanging="360"/>
+      </w:pPr>
+      <w:r>
+        <w:rPr>
+          <w:rFonts w:ascii="Arial" w:hAnsi="Arial" w:eastAsia="Arial" w:cs="Arial"/>
+          <w:sz w:val="24"/>
+          <w:szCs w:val="24"/>
+        </w:rPr>
         <w:t xml:space="preserve"> - Front-end: ReactJS (Create React App), React Router DOM (Navigation), Bootstrap 5 (UI Framework), Axios.</w:t>
       </w:r>
     </w:p>
@@ -191,8 +352,14 @@
           <w:ilvl w:val="0"/>
           <w:numId w:val="1"/>
         </w:numPr>
-      </w:pPr>
-      <w:r>
+        <w:ind w:left="720" w:hanging="360"/>
+      </w:pPr>
+      <w:r>
+        <w:rPr>
+          <w:rFonts w:ascii="Arial" w:hAnsi="Arial" w:eastAsia="Arial" w:cs="Arial"/>
+          <w:sz w:val="24"/>
+          <w:szCs w:val="24"/>
+        </w:rPr>
         <w:t xml:space="preserve"> - Back-end (Mock): JSON-Server cung cấp RESTful APIs.</w:t>
       </w:r>
     </w:p>
@@ -203,8 +370,14 @@
           <w:ilvl w:val="0"/>
           <w:numId w:val="1"/>
         </w:numPr>
-      </w:pPr>
-      <w:r>
+        <w:ind w:left="720" w:hanging="360"/>
+      </w:pPr>
+      <w:r>
+        <w:rPr>
+          <w:rFonts w:ascii="Arial" w:hAnsi="Arial" w:eastAsia="Arial" w:cs="Arial"/>
+          <w:sz w:val="24"/>
+          <w:szCs w:val="24"/>
+        </w:rPr>
         <w:t xml:space="preserve"> - Database: database.json lưu trữ toàn bộ thực thể.</w:t>
       </w:r>
     </w:p>
@@ -215,15 +388,515 @@
           <w:ilvl w:val="0"/>
           <w:numId w:val="1"/>
         </w:numPr>
-      </w:pPr>
-      <w:r>
+        <w:ind w:left="720" w:hanging="360"/>
+      </w:pPr>
+      <w:r>
+        <w:rPr>
+          <w:rFonts w:ascii="Arial" w:hAnsi="Arial" w:eastAsia="Arial" w:cs="Arial"/>
+          <w:sz w:val="24"/>
+          <w:szCs w:val="24"/>
+        </w:rPr>
         <w:t xml:space="preserve"> - Công cụ hỗ trợ: Git/GitHub, AI Tools (có log AI_USAGE.md), Vercel/Render (Deploy).</w:t>
       </w:r>
     </w:p>
+    <w:p>
+      <w:pPr>
+        <w:spacing w:before="240" w:after="120"/>
+      </w:pPr>
+      <w:r>
+        <w:rPr>
+          <w:rFonts w:ascii="Arial" w:hAnsi="Arial"/>
+          <w:b/>
+          <w:color w:val="003399"/>
+          <w:sz w:val="28"/>
+        </w:rPr>
+        <w:t>5. Phân công công việc (Team Assignments)</w:t>
+      </w:r>
+    </w:p>
+    <w:tbl>
+      <w:tblPr>
+        <w:tblW w:type="auto" w:w="0"/>
+        <w:tblLook w:firstColumn="1" w:firstRow="1" w:lastColumn="0" w:lastRow="0" w:noHBand="0" w:noVBand="1" w:val="04A0"/>
+        <w:tblBorders>
+          <w:top w:val="single" w:sz="4" w:space="0" w:color="CCCCCC"/>
+          <w:bottom w:val="single" w:sz="4" w:space="0" w:color="CCCCCC"/>
+          <w:left w:val="single" w:sz="4" w:space="0" w:color="CCCCCC"/>
+          <w:right w:val="single" w:sz="4" w:space="0" w:color="CCCCCC"/>
+          <w:insideH w:val="single" w:sz="4" w:space="0" w:color="E0E0E0"/>
+          <w:insideV w:val="single" w:sz="4" w:space="0" w:color="E0E0E0"/>
+        </w:tblBorders>
+      </w:tblPr>
+      <w:tblGrid>
+        <w:gridCol w:w="2256"/>
+        <w:gridCol w:w="2256"/>
+        <w:gridCol w:w="2256"/>
+        <w:gridCol w:w="2256"/>
+      </w:tblGrid>
+      <w:tr>
+        <w:tc>
+          <w:tcPr>
+            <w:tcW w:type="dxa" w:w="1440"/>
+            <w:shd w:fill="003399"/>
+          </w:tcPr>
+          <w:p>
+            <w:r>
+              <w:rPr>
+                <w:rFonts w:ascii="Arial" w:hAnsi="Arial"/>
+                <w:b/>
+                <w:color w:val="FFFFFF"/>
+                <w:sz w:val="20"/>
+              </w:rPr>
+              <w:t>Thành viên</w:t>
+            </w:r>
+          </w:p>
+        </w:tc>
+        <w:tc>
+          <w:tcPr>
+            <w:tcW w:type="dxa" w:w="2160"/>
+            <w:shd w:fill="003399"/>
+          </w:tcPr>
+          <w:p>
+            <w:r>
+              <w:rPr>
+                <w:rFonts w:ascii="Arial" w:hAnsi="Arial"/>
+                <w:b/>
+                <w:color w:val="FFFFFF"/>
+                <w:sz w:val="20"/>
+              </w:rPr>
+              <w:t>Vai trò &amp; Nhiệm vụ</w:t>
+            </w:r>
+          </w:p>
+        </w:tc>
+        <w:tc>
+          <w:tcPr>
+            <w:tcW w:type="dxa" w:w="4032"/>
+            <w:shd w:fill="003399"/>
+          </w:tcPr>
+          <w:p>
+            <w:r>
+              <w:rPr>
+                <w:rFonts w:ascii="Arial" w:hAnsi="Arial"/>
+                <w:b/>
+                <w:color w:val="FFFFFF"/>
+                <w:sz w:val="20"/>
+              </w:rPr>
+              <w:t>Files chịu trách nhiệm</w:t>
+            </w:r>
+          </w:p>
+        </w:tc>
+        <w:tc>
+          <w:tcPr>
+            <w:tcW w:type="dxa" w:w="3168"/>
+            <w:shd w:fill="003399"/>
+          </w:tcPr>
+          <w:p>
+            <w:r>
+              <w:rPr>
+                <w:rFonts w:ascii="Arial" w:hAnsi="Arial"/>
+                <w:b/>
+                <w:color w:val="FFFFFF"/>
+                <w:sz w:val="20"/>
+              </w:rPr>
+              <w:t>Luồng chạy nghiệp vụ</w:t>
+            </w:r>
+          </w:p>
+        </w:tc>
+      </w:tr>
+      <w:tr>
+        <w:tc>
+          <w:tcPr>
+            <w:tcW w:type="dxa" w:w="1440"/>
+          </w:tcPr>
+          <w:p>
+            <w:r>
+              <w:rPr>
+                <w:rFonts w:ascii="Arial" w:hAnsi="Arial"/>
+                <w:b/>
+                <w:sz w:val="19"/>
+              </w:rPr>
+              <w:t>Người 1</w:t>
+            </w:r>
+          </w:p>
+        </w:tc>
+        <w:tc>
+          <w:tcPr>
+            <w:tcW w:type="dxa" w:w="2160"/>
+          </w:tcPr>
+          <w:p>
+            <w:r>
+              <w:rPr>
+                <w:rFonts w:ascii="Arial" w:hAnsi="Arial"/>
+                <w:sz w:val="19"/>
+              </w:rPr>
+              <w:t>Quản lý Sách</w:t>
+              <w:br/>
+              <w:t>(Book Module &amp; Pages)</w:t>
+            </w:r>
+          </w:p>
+        </w:tc>
+        <w:tc>
+          <w:tcPr>
+            <w:tcW w:type="dxa" w:w="4032"/>
+          </w:tcPr>
+          <w:p>
+            <w:r>
+              <w:rPr>
+                <w:rFonts w:ascii="Arial" w:hAnsi="Arial"/>
+                <w:sz w:val="19"/>
+              </w:rPr>
+              <w:t>- src/components/book/BookCard.jsx</w:t>
+              <w:br/>
+              <w:t>- src/components/book/BookForm.jsx</w:t>
+              <w:br/>
+              <w:t>- src/components/book/BookList.jsx</w:t>
+              <w:br/>
+              <w:t>- src/pages/HomePage.jsx</w:t>
+              <w:br/>
+              <w:t>- src/pages/BooksPage.jsx</w:t>
+              <w:br/>
+              <w:t>- src/pages/BookDetailPage.jsx</w:t>
+              <w:br/>
+              <w:t>- src/pages/librarian/LibrarianBooksPage.jsx</w:t>
+              <w:br/>
+              <w:t>- src/pages/librarian/LibrarianDashboard.jsx</w:t>
+              <w:br/>
+              <w:t>- public/images/ (aristotle.jpg, dataanalysis.jpg, etc.)</w:t>
+            </w:r>
+          </w:p>
+        </w:tc>
+        <w:tc>
+          <w:tcPr>
+            <w:tcW w:type="dxa" w:w="3168"/>
+          </w:tcPr>
+          <w:p>
+            <w:r>
+              <w:rPr>
+                <w:rFonts w:ascii="Arial" w:hAnsi="Arial"/>
+                <w:sz w:val="19"/>
+              </w:rPr>
+              <w:t>Hiển thị danh sách sách ở trang chủ và danh sách lọc. Thực hiện chức năng tìm kiếm, phân trang và xem chi tiết. Phía thủ thư: hiển thị dashboard thống kê, quản lý CRUD sách (thêm, sửa, xóa sách).</w:t>
+            </w:r>
+          </w:p>
+        </w:tc>
+      </w:tr>
+      <w:tr>
+        <w:tc>
+          <w:tcPr>
+            <w:tcW w:type="dxa" w:w="1440"/>
+          </w:tcPr>
+          <w:p>
+            <w:r>
+              <w:rPr>
+                <w:rFonts w:ascii="Arial" w:hAnsi="Arial"/>
+                <w:b/>
+                <w:sz w:val="19"/>
+              </w:rPr>
+              <w:t>Người 2</w:t>
+            </w:r>
+          </w:p>
+        </w:tc>
+        <w:tc>
+          <w:tcPr>
+            <w:tcW w:type="dxa" w:w="2160"/>
+          </w:tcPr>
+          <w:p>
+            <w:r>
+              <w:rPr>
+                <w:rFonts w:ascii="Arial" w:hAnsi="Arial"/>
+                <w:sz w:val="19"/>
+              </w:rPr>
+              <w:t>Quản lý Mượn/Trả</w:t>
+              <w:br/>
+              <w:t>(Borrow Record Module)</w:t>
+            </w:r>
+          </w:p>
+        </w:tc>
+        <w:tc>
+          <w:tcPr>
+            <w:tcW w:type="dxa" w:w="4032"/>
+          </w:tcPr>
+          <w:p>
+            <w:r>
+              <w:rPr>
+                <w:rFonts w:ascii="Arial" w:hAnsi="Arial"/>
+                <w:sz w:val="19"/>
+              </w:rPr>
+              <w:t>- src/components/borrowRecord/BorrowRecordForm.jsx</w:t>
+              <w:br/>
+              <w:t>- src/components/borrowRecord/BorrowRecordTable.jsx</w:t>
+              <w:br/>
+              <w:t>- src/components/borrowRecord/MyBorrowRecordHistory.jsx</w:t>
+              <w:br/>
+              <w:t>- src/pages/member/MemberDashboard.jsx</w:t>
+              <w:br/>
+              <w:t>- src/pages/MyBorrowRecordsPage.jsx</w:t>
+              <w:br/>
+              <w:t>- src/pages/librarian/LibrarianBorrowRecordsPage.jsx</w:t>
+              <w:br/>
+              <w:t>- database.json (Quản lý mock database &amp; data seeding)</w:t>
+            </w:r>
+          </w:p>
+        </w:tc>
+        <w:tc>
+          <w:tcPr>
+            <w:tcW w:type="dxa" w:w="3168"/>
+          </w:tcPr>
+          <w:p>
+            <w:r>
+              <w:rPr>
+                <w:rFonts w:ascii="Arial" w:hAnsi="Arial"/>
+                <w:sz w:val="19"/>
+              </w:rPr>
+              <w:t>Logic mượn trả sách (lõi của dự án): Khi thủ thư ghi nhận mượn, giảm availableCopies của sách; khi trả sách, tăng lại availableCopies. Thành viên (Member) có thể xem lịch sử mượn trả của mình thông qua liên kết giữa user đang đăng nhập và member profile tương ứng.</w:t>
+            </w:r>
+          </w:p>
+        </w:tc>
+      </w:tr>
+      <w:tr>
+        <w:tc>
+          <w:tcPr>
+            <w:tcW w:type="dxa" w:w="1440"/>
+          </w:tcPr>
+          <w:p>
+            <w:r>
+              <w:rPr>
+                <w:rFonts w:ascii="Arial" w:hAnsi="Arial"/>
+                <w:b/>
+                <w:sz w:val="19"/>
+              </w:rPr>
+              <w:t>Người 3</w:t>
+            </w:r>
+          </w:p>
+        </w:tc>
+        <w:tc>
+          <w:tcPr>
+            <w:tcW w:type="dxa" w:w="2160"/>
+          </w:tcPr>
+          <w:p>
+            <w:r>
+              <w:rPr>
+                <w:rFonts w:ascii="Arial" w:hAnsi="Arial"/>
+                <w:sz w:val="19"/>
+              </w:rPr>
+              <w:t>Xác thực &amp; Người dùng</w:t>
+              <w:br/>
+              <w:t>(Auth &amp; Member Module)</w:t>
+            </w:r>
+          </w:p>
+        </w:tc>
+        <w:tc>
+          <w:tcPr>
+            <w:tcW w:type="dxa" w:w="4032"/>
+          </w:tcPr>
+          <w:p>
+            <w:r>
+              <w:rPr>
+                <w:rFonts w:ascii="Arial" w:hAnsi="Arial"/>
+                <w:sz w:val="19"/>
+              </w:rPr>
+              <w:t>- src/context/AuthContext.jsx</w:t>
+              <w:br/>
+              <w:t>- src/components/common/ProtectedRoute.jsx</w:t>
+              <w:br/>
+              <w:t>- src/components/member/MemberForm.jsx</w:t>
+              <w:br/>
+              <w:t>- src/components/member/MemberList.jsx</w:t>
+              <w:br/>
+              <w:t>- src/pages/LoginPage.jsx</w:t>
+              <w:br/>
+              <w:t>- src/pages/ProfilePage.jsx</w:t>
+              <w:br/>
+              <w:t>- src/pages/librarian/LibrarianMembersPage.jsx</w:t>
+            </w:r>
+          </w:p>
+        </w:tc>
+        <w:tc>
+          <w:tcPr>
+            <w:tcW w:type="dxa" w:w="3168"/>
+          </w:tcPr>
+          <w:p>
+            <w:r>
+              <w:rPr>
+                <w:rFonts w:ascii="Arial" w:hAnsi="Arial"/>
+                <w:sz w:val="19"/>
+              </w:rPr>
+              <w:t>Cung cấp AuthContext chứa các hàm login, logout, check role (isLibrarian, isMember). Chặn và bảo vệ các routes bằng ProtectedRoute. Phía thủ thư: quản lý CRUD danh sách thành viên/độc giả.</w:t>
+            </w:r>
+          </w:p>
+        </w:tc>
+      </w:tr>
+      <w:tr>
+        <w:tc>
+          <w:tcPr>
+            <w:tcW w:type="dxa" w:w="1440"/>
+          </w:tcPr>
+          <w:p>
+            <w:r>
+              <w:rPr>
+                <w:rFonts w:ascii="Arial" w:hAnsi="Arial"/>
+                <w:b/>
+                <w:sz w:val="19"/>
+              </w:rPr>
+              <w:t>Người 4</w:t>
+            </w:r>
+          </w:p>
+        </w:tc>
+        <w:tc>
+          <w:tcPr>
+            <w:tcW w:type="dxa" w:w="2160"/>
+          </w:tcPr>
+          <w:p>
+            <w:r>
+              <w:rPr>
+                <w:rFonts w:ascii="Arial" w:hAnsi="Arial"/>
+                <w:sz w:val="19"/>
+              </w:rPr>
+              <w:t>Layout Core, API Config &amp; Deploy</w:t>
+            </w:r>
+          </w:p>
+        </w:tc>
+        <w:tc>
+          <w:tcPr>
+            <w:tcW w:type="dxa" w:w="4032"/>
+          </w:tcPr>
+          <w:p>
+            <w:r>
+              <w:rPr>
+                <w:rFonts w:ascii="Arial" w:hAnsi="Arial"/>
+                <w:sz w:val="19"/>
+              </w:rPr>
+              <w:t>- src/App.js</w:t>
+              <w:br/>
+              <w:t>- src/App.css</w:t>
+              <w:br/>
+              <w:t>- src/index.js</w:t>
+              <w:br/>
+              <w:t>- src/index.css</w:t>
+              <w:br/>
+              <w:t>- src/services/api.js</w:t>
+              <w:br/>
+              <w:t>- src/services/bookService.js</w:t>
+              <w:br/>
+              <w:t>- src/services/borrowRecordService.js</w:t>
+              <w:br/>
+              <w:t>- src/services/categoryService.js</w:t>
+              <w:br/>
+              <w:t>- src/services/memberService.js</w:t>
+              <w:br/>
+              <w:t>- src/components/common/Navbar.jsx</w:t>
+              <w:br/>
+              <w:t>- src/components/common/Sidebar.jsx</w:t>
+              <w:br/>
+              <w:t>- src/components/common/Footer.jsx</w:t>
+              <w:br/>
+              <w:t>- package.json, package-lock.json</w:t>
+              <w:br/>
+              <w:t>- .gitignore</w:t>
+              <w:br/>
+              <w:t>- public/index.html, robots.txt, manifest.json</w:t>
+              <w:br/>
+              <w:t>- public/favicon.ico, logo192.png, logo512.png</w:t>
+            </w:r>
+          </w:p>
+        </w:tc>
+        <w:tc>
+          <w:tcPr>
+            <w:tcW w:type="dxa" w:w="3168"/>
+          </w:tcPr>
+          <w:p>
+            <w:r>
+              <w:rPr>
+                <w:rFonts w:ascii="Arial" w:hAnsi="Arial"/>
+                <w:sz w:val="19"/>
+              </w:rPr>
+              <w:t>Setup khung project ban đầu, cấu hình gọi API base với Axios, viết các files Service CRUD. Tích hợp các component và page vào App.js sử dụng Lazy Loading. Xây dựng Layout chung (Navbar thay đổi theo auth, Sidebar cho thủ thư, Footer). Deploy ứng dụng.</w:t>
+            </w:r>
+          </w:p>
+        </w:tc>
+      </w:tr>
+      <w:tr>
+        <w:tc>
+          <w:tcPr>
+            <w:tcW w:type="dxa" w:w="1440"/>
+          </w:tcPr>
+          <w:p>
+            <w:r>
+              <w:rPr>
+                <w:rFonts w:ascii="Arial" w:hAnsi="Arial"/>
+                <w:b/>
+                <w:sz w:val="19"/>
+              </w:rPr>
+              <w:t>Người 5</w:t>
+            </w:r>
+          </w:p>
+        </w:tc>
+        <w:tc>
+          <w:tcPr>
+            <w:tcW w:type="dxa" w:w="2160"/>
+          </w:tcPr>
+          <w:p>
+            <w:r>
+              <w:rPr>
+                <w:rFonts w:ascii="Arial" w:hAnsi="Arial"/>
+                <w:sz w:val="19"/>
+              </w:rPr>
+              <w:t>Thể loại, Common UI &amp; QA/Kiểm thử</w:t>
+            </w:r>
+          </w:p>
+        </w:tc>
+        <w:tc>
+          <w:tcPr>
+            <w:tcW w:type="dxa" w:w="4032"/>
+          </w:tcPr>
+          <w:p>
+            <w:r>
+              <w:rPr>
+                <w:rFonts w:ascii="Arial" w:hAnsi="Arial"/>
+                <w:sz w:val="19"/>
+              </w:rPr>
+              <w:t>- src/components/category/CategoryForm.jsx</w:t>
+              <w:br/>
+              <w:t>- src/pages/librarian/LibrarianCategoriesPage.jsx</w:t>
+              <w:br/>
+              <w:t>- src/components/common/ConfirmModal.jsx</w:t>
+              <w:br/>
+              <w:t>- src/components/common/DataTable.jsx</w:t>
+              <w:br/>
+              <w:t>- src/components/common/ErrorMessage.jsx</w:t>
+              <w:br/>
+              <w:t>- src/components/common/FilterPanel.jsx</w:t>
+              <w:br/>
+              <w:t>- src/components/common/LoadingSpinner.jsx</w:t>
+              <w:br/>
+              <w:t>- src/components/common/Pagination.jsx</w:t>
+              <w:br/>
+              <w:t>- src/components/common/SearchBar.jsx</w:t>
+              <w:br/>
+              <w:t>- README.md, AI_USAGE.md</w:t>
+              <w:br/>
+              <w:t>- PHASE9_TEST_REPORT.md</w:t>
+            </w:r>
+          </w:p>
+        </w:tc>
+        <w:tc>
+          <w:tcPr>
+            <w:tcW w:type="dxa" w:w="3168"/>
+          </w:tcPr>
+          <w:p>
+            <w:r>
+              <w:rPr>
+                <w:rFonts w:ascii="Arial" w:hAnsi="Arial"/>
+                <w:sz w:val="19"/>
+              </w:rPr>
+              <w:t>Phát triển các components UI dùng chung để cả nhóm tái sử dụng. Phía thủ thư: quản lý CRUD thể loại sách. Đóng vai trò QA/Tester kiểm tra tất cả các kịch bản sử dụng hệ thống (Guest, Member, Librarian), viết báo cáo kiểm thử và tài liệu dự án.</w:t>
+            </w:r>
+          </w:p>
+        </w:tc>
+      </w:tr>
+    </w:tbl>
     <w:sectPr>
-      <w:pgSz w:w="11906" w:h="16838" w:orient="portrait"/>
+      <w:pgSz w:w="11906" w:h="16838"/>
       <w:pgMar w:top="1440" w:right="1440" w:bottom="1440" w:left="1440" w:header="708" w:footer="708" w:gutter="0"/>
-      <w:pgNumType/>
       <w:docGrid w:linePitch="360"/>
     </w:sectPr>
   </w:body>
@@ -235,7 +908,7 @@
 </file>
 
 <file path=word/endnotes.xml><?xml version="1.0" encoding="utf-8"?>
-<w:endnotes xmlns:wpc="http://schemas.microsoft.com/office/word/2010/wordprocessingCanvas" xmlns:mc="http://schemas.openxmlformats.org/markup-compatibility/2006" xmlns:o="urn:schemas-microsoft-com:office:office" xmlns:r="http://schemas.openxmlformats.org/officeDocument/2006/relationships" xmlns:m="http://schemas.openxmlformats.org/officeDocument/2006/math" xmlns:v="urn:schemas-microsoft-com:vml" xmlns:wp14="http://schemas.microsoft.com/office/word/2010/wordprocessingDrawing" xmlns:wp="http://schemas.openxmlformats.org/drawingml/2006/wordprocessingDrawing" xmlns:w10="urn:schemas-microsoft-com:office:word" xmlns:w="http://schemas.openxmlformats.org/wordprocessingml/2006/main" xmlns:w14="http://schemas.microsoft.com/office/word/2010/wordml" xmlns:w15="http://schemas.microsoft.com/office/word/2012/wordml" xmlns:wpg="http://schemas.microsoft.com/office/word/2010/wordprocessingGroup" xmlns:wpi="http://schemas.microsoft.com/office/word/2010/wordprocessingInk" xmlns:wne="http://schemas.microsoft.com/office/word/2006/wordml" xmlns:wps="http://schemas.microsoft.com/office/word/2010/wordprocessingShape" mc:Ignorable="w14 w15 wp14">
+<w:endnotes xmlns:wpc="http://schemas.microsoft.com/office/word/2010/wordprocessingCanvas" xmlns:cx="http://schemas.microsoft.com/office/drawing/2014/chartex" xmlns:cx1="http://schemas.microsoft.com/office/drawing/2015/9/8/chartex" xmlns:cx2="http://schemas.microsoft.com/office/drawing/2015/10/21/chartex" xmlns:cx3="http://schemas.microsoft.com/office/drawing/2016/5/9/chartex" xmlns:cx4="http://schemas.microsoft.com/office/drawing/2016/5/10/chartex" xmlns:cx5="http://schemas.microsoft.com/office/drawing/2016/5/11/chartex" xmlns:cx6="http://schemas.microsoft.com/office/drawing/2016/5/12/chartex" xmlns:cx7="http://schemas.microsoft.com/office/drawing/2016/5/13/chartex" xmlns:cx8="http://schemas.microsoft.com/office/drawing/2016/5/14/chartex" xmlns:mc="http://schemas.openxmlformats.org/markup-compatibility/2006" xmlns:aink="http://schemas.microsoft.com/office/drawing/2016/ink" xmlns:am3d="http://schemas.microsoft.com/office/drawing/2017/model3d" xmlns:o="urn:schemas-microsoft-com:office:office" xmlns:oel="http://schemas.microsoft.com/office/2019/extlst" xmlns:r="http://schemas.openxmlformats.org/officeDocument/2006/relationships" xmlns:m="http://schemas.openxmlformats.org/officeDocument/2006/math" xmlns:v="urn:schemas-microsoft-com:vml" xmlns:wp14="http://schemas.microsoft.com/office/word/2010/wordprocessingDrawing" xmlns:wp="http://schemas.openxmlformats.org/drawingml/2006/wordprocessingDrawing" xmlns:w10="urn:schemas-microsoft-com:office:word" xmlns:w="http://schemas.openxmlformats.org/wordprocessingml/2006/main" xmlns:w14="http://schemas.microsoft.com/office/word/2010/wordml" xmlns:w15="http://schemas.microsoft.com/office/word/2012/wordml" xmlns:w16cex="http://schemas.microsoft.com/office/word/2018/wordml/cex" xmlns:w16cid="http://schemas.microsoft.com/office/word/2016/wordml/cid" xmlns:w16="http://schemas.microsoft.com/office/word/2018/wordml" xmlns:w16du="http://schemas.microsoft.com/office/word/2023/wordml/word16du" xmlns:w16sdtdh="http://schemas.microsoft.com/office/word/2020/wordml/sdtdatahash" xmlns:w16sdtfl="http://schemas.microsoft.com/office/word/2024/wordml/sdtformatlock" xmlns:w16se="http://schemas.microsoft.com/office/word/2015/wordml/symex" xmlns:wpg="http://schemas.microsoft.com/office/word/2010/wordprocessingGroup" xmlns:wpi="http://schemas.microsoft.com/office/word/2010/wordprocessingInk" xmlns:wne="http://schemas.microsoft.com/office/word/2006/wordml" xmlns:wps="http://schemas.microsoft.com/office/word/2010/wordprocessingShape" mc:Ignorable="w14 w15 w16se w16cid w16 w16cex w16sdtdh w16sdtfl w16du wp14">
   <w:endnote w:type="separator" w:id="-1">
     <w:p>
       <w:pPr>
@@ -272,7 +945,7 @@
 </file>
 
 <file path=word/footnotes.xml><?xml version="1.0" encoding="utf-8"?>
-<w:footnotes xmlns:wpc="http://schemas.microsoft.com/office/word/2010/wordprocessingCanvas" xmlns:mc="http://schemas.openxmlformats.org/markup-compatibility/2006" xmlns:o="urn:schemas-microsoft-com:office:office" xmlns:r="http://schemas.openxmlformats.org/officeDocument/2006/relationships" xmlns:m="http://schemas.openxmlformats.org/officeDocument/2006/math" xmlns:v="urn:schemas-microsoft-com:vml" xmlns:wp14="http://schemas.microsoft.com/office/word/2010/wordprocessingDrawing" xmlns:wp="http://schemas.openxmlformats.org/drawingml/2006/wordprocessingDrawing" xmlns:w10="urn:schemas-microsoft-com:office:word" xmlns:w="http://schemas.openxmlformats.org/wordprocessingml/2006/main" xmlns:w14="http://schemas.microsoft.com/office/word/2010/wordml" xmlns:w15="http://schemas.microsoft.com/office/word/2012/wordml" xmlns:wpg="http://schemas.microsoft.com/office/word/2010/wordprocessingGroup" xmlns:wpi="http://schemas.microsoft.com/office/word/2010/wordprocessingInk" xmlns:wne="http://schemas.microsoft.com/office/word/2006/wordml" xmlns:wps="http://schemas.microsoft.com/office/word/2010/wordprocessingShape" mc:Ignorable="w14 w15 wp14">
+<w:footnotes xmlns:wpc="http://schemas.microsoft.com/office/word/2010/wordprocessingCanvas" xmlns:cx="http://schemas.microsoft.com/office/drawing/2014/chartex" xmlns:cx1="http://schemas.microsoft.com/office/drawing/2015/9/8/chartex" xmlns:cx2="http://schemas.microsoft.com/office/drawing/2015/10/21/chartex" xmlns:cx3="http://schemas.microsoft.com/office/drawing/2016/5/9/chartex" xmlns:cx4="http://schemas.microsoft.com/office/drawing/2016/5/10/chartex" xmlns:cx5="http://schemas.microsoft.com/office/drawing/2016/5/11/chartex" xmlns:cx6="http://schemas.microsoft.com/office/drawing/2016/5/12/chartex" xmlns:cx7="http://schemas.microsoft.com/office/drawing/2016/5/13/chartex" xmlns:cx8="http://schemas.microsoft.com/office/drawing/2016/5/14/chartex" xmlns:mc="http://schemas.openxmlformats.org/markup-compatibility/2006" xmlns:aink="http://schemas.microsoft.com/office/drawing/2016/ink" xmlns:am3d="http://schemas.microsoft.com/office/drawing/2017/model3d" xmlns:o="urn:schemas-microsoft-com:office:office" xmlns:oel="http://schemas.microsoft.com/office/2019/extlst" xmlns:r="http://schemas.openxmlformats.org/officeDocument/2006/relationships" xmlns:m="http://schemas.openxmlformats.org/officeDocument/2006/math" xmlns:v="urn:schemas-microsoft-com:vml" xmlns:wp14="http://schemas.microsoft.com/office/word/2010/wordprocessingDrawing" xmlns:wp="http://schemas.openxmlformats.org/drawingml/2006/wordprocessingDrawing" xmlns:w10="urn:schemas-microsoft-com:office:word" xmlns:w="http://schemas.openxmlformats.org/wordprocessingml/2006/main" xmlns:w14="http://schemas.microsoft.com/office/word/2010/wordml" xmlns:w15="http://schemas.microsoft.com/office/word/2012/wordml" xmlns:w16cex="http://schemas.microsoft.com/office/word/2018/wordml/cex" xmlns:w16cid="http://schemas.microsoft.com/office/word/2016/wordml/cid" xmlns:w16="http://schemas.microsoft.com/office/word/2018/wordml" xmlns:w16du="http://schemas.microsoft.com/office/word/2023/wordml/word16du" xmlns:w16sdtdh="http://schemas.microsoft.com/office/word/2020/wordml/sdtdatahash" xmlns:w16sdtfl="http://schemas.microsoft.com/office/word/2024/wordml/sdtformatlock" xmlns:w16se="http://schemas.microsoft.com/office/word/2015/wordml/symex" xmlns:wpg="http://schemas.microsoft.com/office/word/2010/wordprocessingGroup" xmlns:wpi="http://schemas.microsoft.com/office/word/2010/wordprocessingInk" xmlns:wne="http://schemas.microsoft.com/office/word/2006/wordml" xmlns:wps="http://schemas.microsoft.com/office/word/2010/wordprocessingShape" mc:Ignorable="w14 w15 w16se w16cid w16 w16cex w16sdtdh w16sdtfl w16du wp14">
   <w:footnote w:type="separator" w:id="-1">
     <w:p>
       <w:pPr>
